--- a/2_Course/3_Term/Math_Statistics/lab_02/ЛЗ2-Заварзин-ИИб-25-6-о.docx
+++ b/2_Course/3_Term/Math_Statistics/lab_02/ЛЗ2-Заварзин-ИИб-25-6-о.docx
@@ -375,7 +375,23 @@
           <w:color w:val="000000" w:themeColor="text1"/>
           <w:lang w:val="ru-RU"/>
         </w:rPr>
-        <w:t>б-25-6-о</w:t>
+        <w:t>б-</w:t>
+      </w:r>
+      <w:proofErr w:type="gramStart"/>
+      <w:r>
+        <w:rPr>
+          <w:color w:val="000000" w:themeColor="text1"/>
+          <w:lang w:val="ru-RU"/>
+        </w:rPr>
+        <w:t>25-6</w:t>
+      </w:r>
+      <w:proofErr w:type="gramEnd"/>
+      <w:r>
+        <w:rPr>
+          <w:color w:val="000000" w:themeColor="text1"/>
+          <w:lang w:val="ru-RU"/>
+        </w:rPr>
+        <w:t>-о</w:t>
       </w:r>
     </w:p>
     <w:p>
@@ -793,6 +809,7 @@
       </w:pPr>
       <w:r>
         <w:rPr>
+          <w:noProof/>
           <w:sz w:val="28"/>
           <w:szCs w:val="28"/>
           <w:lang w:val="ru-RU"/>
@@ -1616,6 +1633,7 @@
         <w:rPr>
           <w:sz w:val="28"/>
           <w:szCs w:val="28"/>
+          <w:lang w:val="ru-RU"/>
         </w:rPr>
       </w:pPr>
       <w:r>
@@ -1936,15 +1954,7 @@
               <w:sz w:val="28"/>
               <w:szCs w:val="28"/>
             </w:rPr>
-            <m:t>e</m:t>
-          </m:r>
-          <m:r>
-            <w:rPr>
-              <w:rFonts w:ascii="Cambria Math" w:hAnsi="Cambria Math"/>
-              <w:sz w:val="28"/>
-              <w:szCs w:val="28"/>
-            </w:rPr>
-            <m:t>=</m:t>
+            <m:t>e=</m:t>
           </m:r>
           <m:f>
             <m:fPr>
@@ -2999,15 +3009,7 @@
               <w:sz w:val="28"/>
               <w:szCs w:val="28"/>
             </w:rPr>
-            <m:t>=</m:t>
-          </m:r>
-          <m:r>
-            <w:rPr>
-              <w:rFonts w:ascii="Cambria Math" w:hAnsi="Cambria Math"/>
-              <w:sz w:val="28"/>
-              <w:szCs w:val="28"/>
-            </w:rPr>
-            <m:t>11,2494</m:t>
+            <m:t>=11,2494</m:t>
           </m:r>
         </m:oMath>
       </m:oMathPara>
@@ -3162,6 +3164,7 @@
         <w:rPr>
           <w:sz w:val="28"/>
           <w:szCs w:val="28"/>
+          <w:lang w:val="ru-RU"/>
         </w:rPr>
       </w:pPr>
       <w:r>
@@ -3333,6 +3336,7 @@
         <w:rPr>
           <w:sz w:val="28"/>
           <w:szCs w:val="28"/>
+          <w:lang w:val="ru-RU"/>
         </w:rPr>
       </w:pPr>
       <w:r>
@@ -3360,6 +3364,7 @@
       <w:r>
         <w:rPr>
           <w:rFonts w:asciiTheme="minorHAnsi" w:hAnsiTheme="minorHAnsi"/>
+          <w:noProof/>
           <w:sz w:val="28"/>
           <w:szCs w:val="28"/>
           <w:lang w:val="ru-RU"/>
@@ -3663,7 +3668,25 @@
           <w:szCs w:val="28"/>
           <w:lang w:val="ru-RU"/>
         </w:rPr>
-        <w:t>, который проводит те же самые вычисления, для сгенерированной генеральной совокупности, а также для всех трёх выборок из генеральной совокупности. Результаты вычислений представляют собой консольный вывод статистики и построение графика. Результаты работы программы приведены на рисунках 8, 9 и 10.</w:t>
+        <w:t xml:space="preserve">, который проводит те же самые вычисления, для сгенерированной генеральной совокупности, а также для всех трёх выборок из генеральной совокупности. Результаты вычислений представляют собой консольный вывод статистики и построение графика. Результаты работы программы приведены на рисунках </w:t>
+      </w:r>
+      <w:proofErr w:type="gramStart"/>
+      <w:r>
+        <w:rPr>
+          <w:sz w:val="28"/>
+          <w:szCs w:val="28"/>
+          <w:lang w:val="ru-RU"/>
+        </w:rPr>
+        <w:t>2.3 – 2.6</w:t>
+      </w:r>
+      <w:proofErr w:type="gramEnd"/>
+      <w:r>
+        <w:rPr>
+          <w:sz w:val="28"/>
+          <w:szCs w:val="28"/>
+          <w:lang w:val="ru-RU"/>
+        </w:rPr>
+        <w:t>.</w:t>
       </w:r>
     </w:p>
     <w:p>
@@ -3697,13 +3720,13 @@
           <w:noProof/>
           <w:sz w:val="28"/>
           <w:szCs w:val="28"/>
-          <w:lang w:val="ru-RU" w:eastAsia="ru-RU"/>
+          <w:lang w:val="ru-RU"/>
         </w:rPr>
         <w:drawing>
-          <wp:inline distT="0" distB="0" distL="0" distR="0" wp14:anchorId="016F63FC" wp14:editId="27D97737">
-            <wp:extent cx="6122035" cy="3417570"/>
+          <wp:inline distT="0" distB="0" distL="0" distR="0" wp14:anchorId="4E8568F2" wp14:editId="5A4B2C39">
+            <wp:extent cx="6122035" cy="5605780"/>
             <wp:effectExtent l="0" t="0" r="0" b="0"/>
-            <wp:docPr id="11" name="Рисунок 11"/>
+            <wp:docPr id="814113096" name="Рисунок 1"/>
             <wp:cNvGraphicFramePr>
               <a:graphicFrameLocks xmlns:a="http://schemas.openxmlformats.org/drawingml/2006/main" noChangeAspect="1"/>
             </wp:cNvGraphicFramePr>
@@ -3711,7 +3734,7 @@
               <a:graphicData uri="http://schemas.openxmlformats.org/drawingml/2006/picture">
                 <pic:pic xmlns:pic="http://schemas.openxmlformats.org/drawingml/2006/picture">
                   <pic:nvPicPr>
-                    <pic:cNvPr id="1" name=""/>
+                    <pic:cNvPr id="814113096" name=""/>
                     <pic:cNvPicPr/>
                   </pic:nvPicPr>
                   <pic:blipFill>
@@ -3723,7 +3746,7 @@
                   <pic:spPr>
                     <a:xfrm>
                       <a:off x="0" y="0"/>
-                      <a:ext cx="6122035" cy="3417570"/>
+                      <a:ext cx="6122035" cy="5605780"/>
                     </a:xfrm>
                     <a:prstGeom prst="rect">
                       <a:avLst/>
@@ -3742,7 +3765,23 @@
           <w:lang w:val="ru-RU"/>
         </w:rPr>
         <w:br/>
-        <w:t>Рисунок 8 – Результат работы программы (часть 1)</w:t>
+        <w:t xml:space="preserve">Рисунок </w:t>
+      </w:r>
+      <w:r>
+        <w:rPr>
+          <w:sz w:val="28"/>
+          <w:szCs w:val="28"/>
+          <w:lang w:val="ru-RU"/>
+        </w:rPr>
+        <w:t>2.3</w:t>
+      </w:r>
+      <w:r>
+        <w:rPr>
+          <w:sz w:val="28"/>
+          <w:szCs w:val="28"/>
+          <w:lang w:val="ru-RU"/>
+        </w:rPr>
+        <w:t xml:space="preserve"> – Результат работы программы (часть 1)</w:t>
       </w:r>
     </w:p>
     <w:p>
@@ -3763,14 +3802,14 @@
           <w:noProof/>
           <w:sz w:val="28"/>
           <w:szCs w:val="28"/>
-          <w:lang w:val="ru-RU" w:eastAsia="ru-RU"/>
+          <w:lang w:val="ru-RU"/>
         </w:rPr>
         <w:lastRenderedPageBreak/>
         <w:drawing>
-          <wp:inline distT="0" distB="0" distL="0" distR="0" wp14:anchorId="35C37FD4" wp14:editId="280BC800">
-            <wp:extent cx="5420481" cy="7440063"/>
+          <wp:inline distT="0" distB="0" distL="0" distR="0" wp14:anchorId="1537825E" wp14:editId="0D910653">
+            <wp:extent cx="5458587" cy="6277851"/>
             <wp:effectExtent l="0" t="0" r="8890" b="8890"/>
-            <wp:docPr id="12" name="Рисунок 12"/>
+            <wp:docPr id="1259335345" name="Рисунок 1"/>
             <wp:cNvGraphicFramePr>
               <a:graphicFrameLocks xmlns:a="http://schemas.openxmlformats.org/drawingml/2006/main" noChangeAspect="1"/>
             </wp:cNvGraphicFramePr>
@@ -3778,7 +3817,7 @@
               <a:graphicData uri="http://schemas.openxmlformats.org/drawingml/2006/picture">
                 <pic:pic xmlns:pic="http://schemas.openxmlformats.org/drawingml/2006/picture">
                   <pic:nvPicPr>
-                    <pic:cNvPr id="1" name=""/>
+                    <pic:cNvPr id="1259335345" name=""/>
                     <pic:cNvPicPr/>
                   </pic:nvPicPr>
                   <pic:blipFill>
@@ -3790,7 +3829,7 @@
                   <pic:spPr>
                     <a:xfrm>
                       <a:off x="0" y="0"/>
-                      <a:ext cx="5420481" cy="7440063"/>
+                      <a:ext cx="5458587" cy="6277851"/>
                     </a:xfrm>
                     <a:prstGeom prst="rect">
                       <a:avLst/>
@@ -3809,7 +3848,23 @@
           <w:lang w:val="ru-RU"/>
         </w:rPr>
         <w:br/>
-        <w:t>Рисунок 9 – Результат работы программы (часть 2)</w:t>
+        <w:t xml:space="preserve">Рисунок </w:t>
+      </w:r>
+      <w:r>
+        <w:rPr>
+          <w:sz w:val="28"/>
+          <w:szCs w:val="28"/>
+          <w:lang w:val="ru-RU"/>
+        </w:rPr>
+        <w:t>2.4</w:t>
+      </w:r>
+      <w:r>
+        <w:rPr>
+          <w:sz w:val="28"/>
+          <w:szCs w:val="28"/>
+          <w:lang w:val="ru-RU"/>
+        </w:rPr>
+        <w:t xml:space="preserve"> – Результат работы программы (часть 2)</w:t>
       </w:r>
     </w:p>
     <w:p>
@@ -3827,35 +3882,47 @@
       </w:pPr>
       <w:r>
         <w:rPr>
+          <w:noProof/>
           <w:sz w:val="28"/>
           <w:szCs w:val="28"/>
           <w:lang w:val="ru-RU"/>
         </w:rPr>
         <w:lastRenderedPageBreak/>
-        <w:pict w14:anchorId="03C187E4">
-          <v:shapetype id="_x0000_t75" coordsize="21600,21600" o:spt="75" o:preferrelative="t" path="m@4@5l@4@11@9@11@9@5xe" filled="f" stroked="f">
-            <v:stroke joinstyle="miter"/>
-            <v:formulas>
-              <v:f eqn="if lineDrawn pixelLineWidth 0"/>
-              <v:f eqn="sum @0 1 0"/>
-              <v:f eqn="sum 0 0 @1"/>
-              <v:f eqn="prod @2 1 2"/>
-              <v:f eqn="prod @3 21600 pixelWidth"/>
-              <v:f eqn="prod @3 21600 pixelHeight"/>
-              <v:f eqn="sum @0 0 1"/>
-              <v:f eqn="prod @6 1 2"/>
-              <v:f eqn="prod @7 21600 pixelWidth"/>
-              <v:f eqn="sum @8 21600 0"/>
-              <v:f eqn="prod @7 21600 pixelHeight"/>
-              <v:f eqn="sum @10 21600 0"/>
-            </v:formulas>
-            <v:path o:extrusionok="f" gradientshapeok="t" o:connecttype="rect"/>
-            <o:lock v:ext="edit" aspectratio="t"/>
-          </v:shapetype>
-          <v:shape id="_x0000_i1025" type="#_x0000_t75" style="width:482.1pt;height:320.25pt">
-            <v:imagedata r:id="rId12" o:title="var4_visualization_20260918_222406"/>
-          </v:shape>
-        </w:pict>
+        <w:drawing>
+          <wp:inline distT="0" distB="0" distL="0" distR="0" wp14:anchorId="5423FEEB" wp14:editId="03F74D66">
+            <wp:extent cx="5420481" cy="4010585"/>
+            <wp:effectExtent l="0" t="0" r="0" b="9525"/>
+            <wp:docPr id="1851925595" name="Рисунок 1"/>
+            <wp:cNvGraphicFramePr>
+              <a:graphicFrameLocks xmlns:a="http://schemas.openxmlformats.org/drawingml/2006/main" noChangeAspect="1"/>
+            </wp:cNvGraphicFramePr>
+            <a:graphic xmlns:a="http://schemas.openxmlformats.org/drawingml/2006/main">
+              <a:graphicData uri="http://schemas.openxmlformats.org/drawingml/2006/picture">
+                <pic:pic xmlns:pic="http://schemas.openxmlformats.org/drawingml/2006/picture">
+                  <pic:nvPicPr>
+                    <pic:cNvPr id="1851925595" name=""/>
+                    <pic:cNvPicPr/>
+                  </pic:nvPicPr>
+                  <pic:blipFill>
+                    <a:blip r:embed="rId12"/>
+                    <a:stretch>
+                      <a:fillRect/>
+                    </a:stretch>
+                  </pic:blipFill>
+                  <pic:spPr>
+                    <a:xfrm>
+                      <a:off x="0" y="0"/>
+                      <a:ext cx="5420481" cy="4010585"/>
+                    </a:xfrm>
+                    <a:prstGeom prst="rect">
+                      <a:avLst/>
+                    </a:prstGeom>
+                  </pic:spPr>
+                </pic:pic>
+              </a:graphicData>
+            </a:graphic>
+          </wp:inline>
+        </w:drawing>
       </w:r>
       <w:r>
         <w:rPr>
@@ -3864,28 +3931,155 @@
           <w:lang w:val="ru-RU"/>
         </w:rPr>
         <w:br/>
-        <w:t>Рисунок 10 – График, построенный программой</w:t>
-      </w:r>
-    </w:p>
-    <w:p>
-      <w:pPr>
-        <w:widowControl/>
-        <w:autoSpaceDE/>
-        <w:autoSpaceDN/>
-        <w:spacing w:after="160" w:line="259" w:lineRule="auto"/>
-        <w:rPr>
-          <w:sz w:val="28"/>
-          <w:szCs w:val="28"/>
-          <w:lang w:val="ru-RU"/>
-        </w:rPr>
-      </w:pPr>
-      <w:r>
-        <w:rPr>
-          <w:sz w:val="28"/>
-          <w:szCs w:val="28"/>
-          <w:lang w:val="ru-RU"/>
-        </w:rPr>
-        <w:br w:type="page"/>
+      </w:r>
+      <w:r>
+        <w:rPr>
+          <w:sz w:val="28"/>
+          <w:szCs w:val="28"/>
+          <w:lang w:val="ru-RU"/>
+        </w:rPr>
+        <w:t xml:space="preserve">Рисунок </w:t>
+      </w:r>
+      <w:r>
+        <w:rPr>
+          <w:sz w:val="28"/>
+          <w:szCs w:val="28"/>
+          <w:lang w:val="ru-RU"/>
+        </w:rPr>
+        <w:t>2.5</w:t>
+      </w:r>
+      <w:r>
+        <w:rPr>
+          <w:sz w:val="28"/>
+          <w:szCs w:val="28"/>
+          <w:lang w:val="ru-RU"/>
+        </w:rPr>
+        <w:t xml:space="preserve"> – Результат работы программы (часть </w:t>
+      </w:r>
+      <w:r>
+        <w:rPr>
+          <w:sz w:val="28"/>
+          <w:szCs w:val="28"/>
+          <w:lang w:val="ru-RU"/>
+        </w:rPr>
+        <w:t>3</w:t>
+      </w:r>
+      <w:r>
+        <w:rPr>
+          <w:sz w:val="28"/>
+          <w:szCs w:val="28"/>
+          <w:lang w:val="ru-RU"/>
+        </w:rPr>
+        <w:t>)</w:t>
+      </w:r>
+    </w:p>
+    <w:p>
+      <w:pPr>
+        <w:pStyle w:val="a5"/>
+        <w:spacing w:line="360" w:lineRule="auto"/>
+        <w:ind w:left="0"/>
+        <w:contextualSpacing w:val="0"/>
+        <w:jc w:val="center"/>
+        <w:rPr>
+          <w:sz w:val="28"/>
+          <w:szCs w:val="28"/>
+          <w:lang w:val="ru-RU"/>
+        </w:rPr>
+      </w:pPr>
+    </w:p>
+    <w:p>
+      <w:pPr>
+        <w:pStyle w:val="a5"/>
+        <w:spacing w:line="360" w:lineRule="auto"/>
+        <w:ind w:left="0"/>
+        <w:contextualSpacing w:val="0"/>
+        <w:jc w:val="center"/>
+        <w:rPr>
+          <w:sz w:val="28"/>
+          <w:szCs w:val="28"/>
+          <w:lang w:val="ru-RU"/>
+        </w:rPr>
+      </w:pPr>
+      <w:r>
+        <w:rPr>
+          <w:noProof/>
+          <w:sz w:val="28"/>
+          <w:szCs w:val="28"/>
+          <w:lang w:val="ru-RU"/>
+        </w:rPr>
+        <w:drawing>
+          <wp:inline distT="0" distB="0" distL="0" distR="0" wp14:anchorId="1A545322" wp14:editId="39D26272">
+            <wp:extent cx="5537318" cy="4150688"/>
+            <wp:effectExtent l="0" t="0" r="6350" b="2540"/>
+            <wp:docPr id="9279961" name="Рисунок 1"/>
+            <wp:cNvGraphicFramePr>
+              <a:graphicFrameLocks xmlns:a="http://schemas.openxmlformats.org/drawingml/2006/main" noChangeAspect="1"/>
+            </wp:cNvGraphicFramePr>
+            <a:graphic xmlns:a="http://schemas.openxmlformats.org/drawingml/2006/main">
+              <a:graphicData uri="http://schemas.openxmlformats.org/drawingml/2006/picture">
+                <pic:pic xmlns:pic="http://schemas.openxmlformats.org/drawingml/2006/picture">
+                  <pic:nvPicPr>
+                    <pic:cNvPr id="0" name="Picture 3"/>
+                    <pic:cNvPicPr>
+                      <a:picLocks noChangeAspect="1" noChangeArrowheads="1"/>
+                    </pic:cNvPicPr>
+                  </pic:nvPicPr>
+                  <pic:blipFill>
+                    <a:blip r:embed="rId13" cstate="print">
+                      <a:extLst>
+                        <a:ext uri="{28A0092B-C50C-407E-A947-70E740481C1C}">
+                          <a14:useLocalDpi xmlns:a14="http://schemas.microsoft.com/office/drawing/2010/main" val="0"/>
+                        </a:ext>
+                      </a:extLst>
+                    </a:blip>
+                    <a:srcRect/>
+                    <a:stretch>
+                      <a:fillRect/>
+                    </a:stretch>
+                  </pic:blipFill>
+                  <pic:spPr bwMode="auto">
+                    <a:xfrm>
+                      <a:off x="0" y="0"/>
+                      <a:ext cx="5547168" cy="4158072"/>
+                    </a:xfrm>
+                    <a:prstGeom prst="rect">
+                      <a:avLst/>
+                    </a:prstGeom>
+                    <a:noFill/>
+                    <a:ln>
+                      <a:noFill/>
+                    </a:ln>
+                  </pic:spPr>
+                </pic:pic>
+              </a:graphicData>
+            </a:graphic>
+          </wp:inline>
+        </w:drawing>
+      </w:r>
+      <w:r>
+        <w:rPr>
+          <w:sz w:val="28"/>
+          <w:szCs w:val="28"/>
+          <w:lang w:val="ru-RU"/>
+        </w:rPr>
+        <w:br/>
+        <w:t xml:space="preserve">Рисунок </w:t>
+      </w:r>
+      <w:r>
+        <w:rPr>
+          <w:sz w:val="28"/>
+          <w:szCs w:val="28"/>
+          <w:lang w:val="ru-RU"/>
+        </w:rPr>
+        <w:t>2.6</w:t>
+      </w:r>
+      <w:r>
+        <w:rPr>
+          <w:sz w:val="28"/>
+          <w:szCs w:val="28"/>
+          <w:lang w:val="ru-RU"/>
+        </w:rPr>
+        <w:t xml:space="preserve"> – График, построенный программой</w:t>
       </w:r>
     </w:p>
     <w:p>
@@ -3937,97 +4131,11 @@
           <w:szCs w:val="28"/>
           <w:lang w:val="ru-RU"/>
         </w:rPr>
-        <w:t>В ходе выполнения лабораторной работы №1 были освоены основные принципы организации выборочного обследования и методы формирования репрезентативных выборок. Сгенерирована генеральная совокупность объёмом N = 400, соответствующая равномерному распределению U(0, 100), и сформированы три выборки объёмом n = 80 каждая с использованием простого случайного, механического и послойного методов. Для всех выборок построены вариационные ряды, вычислены базовые статистические характеристики (среднее, медиана, мода, дисперсия, СКО, размах, коэффициент вариации, стандартная ошибка среднего), а также проведён сравнительный анализ репрезентативности. Сравнение выборочных сре</w:t>
-      </w:r>
-      <w:r>
-        <w:rPr>
-          <w:sz w:val="28"/>
-          <w:szCs w:val="28"/>
-          <w:lang w:val="ru-RU"/>
-        </w:rPr>
-        <w:t xml:space="preserve">дних с теоретическим значением </w:t>
-      </w:r>
-      <w:r>
-        <w:rPr>
-          <w:sz w:val="28"/>
-          <w:szCs w:val="28"/>
-          <w:lang w:val="ru-RU"/>
-        </w:rPr>
-        <w:t>M</w:t>
-      </w:r>
-      <w:r>
-        <w:rPr>
-          <w:sz w:val="28"/>
-          <w:szCs w:val="28"/>
-          <w:lang w:val="ru-RU"/>
-        </w:rPr>
-        <w:t>(</w:t>
-      </w:r>
-      <w:r>
-        <w:rPr>
-          <w:sz w:val="28"/>
-          <w:szCs w:val="28"/>
-          <w:lang w:val="ru-RU"/>
-        </w:rPr>
-        <w:t>X)</w:t>
-      </w:r>
-      <w:r>
-        <w:rPr>
-          <w:sz w:val="28"/>
-          <w:szCs w:val="28"/>
-          <w:lang w:val="ru-RU"/>
-        </w:rPr>
-        <w:t xml:space="preserve"> = 50 показало, что наиболее репрезентативной оказалась послойная выборка (отклонение 2,7019), тогда как механическая выборка дала наибольшее отклонение (4,7141). Расчёт коэффициентов вариации (57–66 %) подтвердил значительный разброс данных, характерный </w:t>
-      </w:r>
-      <w:r>
-        <w:rPr>
-          <w:sz w:val="28"/>
-          <w:szCs w:val="28"/>
-          <w:lang w:val="ru-RU"/>
-        </w:rPr>
-        <w:t>для равномерного распределения.</w:t>
-      </w:r>
-    </w:p>
-    <w:p>
-      <w:pPr>
-        <w:pStyle w:val="a5"/>
-        <w:spacing w:line="360" w:lineRule="auto"/>
-        <w:ind w:left="0" w:firstLine="709"/>
-        <w:contextualSpacing w:val="0"/>
-        <w:jc w:val="both"/>
-        <w:rPr>
-          <w:sz w:val="28"/>
-          <w:szCs w:val="28"/>
-          <w:lang w:val="ru-RU"/>
-        </w:rPr>
-      </w:pPr>
-      <w:r>
-        <w:rPr>
-          <w:sz w:val="28"/>
-          <w:szCs w:val="28"/>
-          <w:lang w:val="ru-RU"/>
-        </w:rPr>
-        <w:t>Сравнение дисперсий с теоретическим значением (D</w:t>
-      </w:r>
-      <w:r>
-        <w:rPr>
-          <w:sz w:val="28"/>
-          <w:szCs w:val="28"/>
-          <w:lang w:val="ru-RU"/>
-        </w:rPr>
-        <w:t>(X)</w:t>
-      </w:r>
-      <w:r>
-        <w:rPr>
-          <w:sz w:val="28"/>
-          <w:szCs w:val="28"/>
-          <w:lang w:val="ru-RU"/>
-        </w:rPr>
-        <w:t xml:space="preserve"> = 833,(3)) показало, что выборочные дисперсии незначительно превышают теоретическую (отношения от 1,07 до 1,18), что объясняется случайной составляющей ошибки. Результаты, полученные в Excel, были полностью подтверждены вычислениями на языке Python, что свидетельствует о корректности проведённых расчётов. Таким образом, цель работы достигнута: освоены методы формирования выборок и расчёта статистических характеристик, а также продемонстрирована важность контроля репрезентативности выборки, что имеет критическое значение для задач машинного обучения и анализа данных.</w:t>
+        <w:t>В ходе лабораторной работы были освоены методы точечного и интервального оценивания параметров распределения Пуассона (λ=8) на основе сгенерированной генеральной совокупности объёмом N=400 и выборок объёмом от 10 до 200 элементов. Для каждой выборки вычислены среднее, медиана, мода, дисперсия, СКО и стандартная ошибка, построены 95% доверительные интервалы для среднего и дисперсии. Сравнение с теоретическими значениями (μ=8, σ²=8) показало, что выборочные оценки близки к истинным, а доверительные интервалы накрывают теоретические параметры уже при n≥25. Установлено, что с ростом объёма выборки стандартная ошибка и ширина доверительного интервала уменьшаются, что подтверждает состоятельность и эффективность оценок.</w:t>
       </w:r>
     </w:p>
     <w:sectPr>
-      <w:headerReference w:type="default" r:id="rId13"/>
+      <w:headerReference w:type="default" r:id="rId14"/>
       <w:pgSz w:w="11910" w:h="16840"/>
       <w:pgMar w:top="1134" w:right="851" w:bottom="1134" w:left="1418" w:header="720" w:footer="720" w:gutter="0"/>
       <w:cols w:space="720"/>
@@ -5856,6 +5964,7 @@
   <w:style w:type="character" w:default="1" w:styleId="a0">
     <w:name w:val="Default Paragraph Font"/>
     <w:uiPriority w:val="1"/>
+    <w:semiHidden/>
     <w:unhideWhenUsed/>
   </w:style>
   <w:style w:type="table" w:default="1" w:styleId="a1">

--- a/2_Course/3_Term/Math_Statistics/lab_02/ЛЗ2-Заварзин-ИИб-25-6-о.docx
+++ b/2_Course/3_Term/Math_Statistics/lab_02/ЛЗ2-Заварзин-ИИб-25-6-о.docx
@@ -862,17 +862,24 @@
     </w:p>
     <w:p>
       <w:pPr>
-        <w:pStyle w:val="a5"/>
-        <w:spacing w:line="360" w:lineRule="auto"/>
-        <w:ind w:left="0"/>
-        <w:contextualSpacing w:val="0"/>
-        <w:jc w:val="center"/>
+        <w:widowControl/>
+        <w:autoSpaceDE/>
+        <w:autoSpaceDN/>
+        <w:spacing w:after="160" w:line="259" w:lineRule="auto"/>
         <w:rPr>
           <w:color w:val="000000" w:themeColor="text1"/>
           <w:sz w:val="28"/>
           <w:lang w:val="ru-RU"/>
         </w:rPr>
       </w:pPr>
+      <w:r>
+        <w:rPr>
+          <w:color w:val="000000" w:themeColor="text1"/>
+          <w:sz w:val="28"/>
+          <w:lang w:val="ru-RU"/>
+        </w:rPr>
+        <w:br w:type="page"/>
+      </w:r>
     </w:p>
     <w:p>
       <w:pPr>
@@ -904,6 +911,7 @@
           <w:sz w:val="28"/>
           <w:lang w:val="ru-RU"/>
         </w:rPr>
+        <w:lastRenderedPageBreak/>
         <w:t>ХОД РАБОТЫ</w:t>
       </w:r>
     </w:p>
@@ -955,48 +963,6 @@
     </w:p>
     <w:p>
       <w:pPr>
-        <w:pStyle w:val="a5"/>
-        <w:spacing w:line="360" w:lineRule="auto"/>
-        <w:ind w:left="0" w:firstLine="709"/>
-        <w:contextualSpacing w:val="0"/>
-        <w:jc w:val="both"/>
-        <w:rPr>
-          <w:sz w:val="28"/>
-          <w:szCs w:val="28"/>
-          <w:lang w:val="ru-RU"/>
-        </w:rPr>
-      </w:pPr>
-    </w:p>
-    <w:p>
-      <w:pPr>
-        <w:pStyle w:val="a5"/>
-        <w:spacing w:line="360" w:lineRule="auto"/>
-        <w:ind w:left="0" w:firstLine="709"/>
-        <w:contextualSpacing w:val="0"/>
-        <w:jc w:val="both"/>
-        <w:rPr>
-          <w:sz w:val="28"/>
-          <w:szCs w:val="28"/>
-          <w:lang w:val="ru-RU"/>
-        </w:rPr>
-      </w:pPr>
-    </w:p>
-    <w:p>
-      <w:pPr>
-        <w:pStyle w:val="a5"/>
-        <w:spacing w:line="360" w:lineRule="auto"/>
-        <w:ind w:left="0" w:firstLine="709"/>
-        <w:contextualSpacing w:val="0"/>
-        <w:jc w:val="both"/>
-        <w:rPr>
-          <w:sz w:val="28"/>
-          <w:szCs w:val="28"/>
-          <w:lang w:val="ru-RU"/>
-        </w:rPr>
-      </w:pPr>
-    </w:p>
-    <w:p>
-      <w:pPr>
         <w:pStyle w:val="af2"/>
         <w:spacing w:before="360" w:after="120" w:line="360" w:lineRule="auto"/>
         <w:ind w:firstLine="709"/>
@@ -1017,7 +983,6 @@
           <w:sz w:val="28"/>
           <w:szCs w:val="28"/>
         </w:rPr>
-        <w:lastRenderedPageBreak/>
         <w:t>Таблица 2</w:t>
       </w:r>
       <w:r>
@@ -1604,22 +1569,6 @@
           <w:szCs w:val="28"/>
           <w:lang w:val="ru-RU"/>
         </w:rPr>
-        <w:t xml:space="preserve">. Итоги вычисления основных статистических характеристик изображены на рисунке </w:t>
-      </w:r>
-      <w:r>
-        <w:rPr>
-          <w:sz w:val="28"/>
-          <w:szCs w:val="28"/>
-          <w:lang w:val="ru-RU"/>
-        </w:rPr>
-        <w:t>2.2</w:t>
-      </w:r>
-      <w:r>
-        <w:rPr>
-          <w:sz w:val="28"/>
-          <w:szCs w:val="28"/>
-          <w:lang w:val="ru-RU"/>
-        </w:rPr>
         <w:t>.</w:t>
       </w:r>
     </w:p>
@@ -1700,7 +1649,7 @@
         <m:oMath>
           <m:acc>
             <m:accPr>
-              <m:chr m:val="̅"/>
+              <m:chr m:val="̃"/>
               <m:ctrlPr>
                 <w:rPr>
                   <w:rFonts w:ascii="Cambria Math" w:hAnsi="Cambria Math"/>
@@ -2585,6 +2534,7 @@
           <w:szCs w:val="28"/>
           <w:lang w:val="ru-RU"/>
         </w:rPr>
+        <w:lastRenderedPageBreak/>
         <w:t xml:space="preserve">После была найдена </w:t>
       </w:r>
       <w:r>
@@ -2803,7 +2753,7 @@
                       </m:r>
                       <m:acc>
                         <m:accPr>
-                          <m:chr m:val="̅"/>
+                          <m:chr m:val="̃"/>
                           <m:ctrlPr>
                             <w:rPr>
                               <w:rFonts w:ascii="Cambria Math" w:hAnsi="Cambria Math"/>
@@ -3018,24 +2968,21 @@
       <w:pPr>
         <w:pStyle w:val="a5"/>
         <w:spacing w:line="360" w:lineRule="auto"/>
-        <w:ind w:left="0"/>
+        <w:ind w:left="0" w:firstLine="709"/>
         <w:contextualSpacing w:val="0"/>
         <w:jc w:val="both"/>
         <w:rPr>
-          <w:rFonts w:asciiTheme="minorHAnsi" w:hAnsiTheme="minorHAnsi"/>
-          <w:sz w:val="28"/>
-          <w:szCs w:val="28"/>
-          <w:lang w:val="ru-RU"/>
-        </w:rPr>
-      </w:pPr>
-      <w:r>
-        <w:rPr>
-          <w:rFonts w:asciiTheme="minorHAnsi" w:hAnsiTheme="minorHAnsi"/>
-          <w:sz w:val="28"/>
-          <w:szCs w:val="28"/>
-          <w:lang w:val="ru-RU"/>
-        </w:rPr>
-        <w:lastRenderedPageBreak/>
+          <w:sz w:val="28"/>
+          <w:szCs w:val="28"/>
+          <w:lang w:val="ru-RU"/>
+        </w:rPr>
+      </w:pPr>
+      <w:r>
+        <w:rPr>
+          <w:sz w:val="28"/>
+          <w:szCs w:val="28"/>
+          <w:lang w:val="ru-RU"/>
+        </w:rPr>
         <w:t>После найдём среднее квадратическое отклонение (СКО):</w:t>
       </w:r>
     </w:p>
@@ -3043,7 +2990,7 @@
       <w:pPr>
         <w:pStyle w:val="a5"/>
         <w:spacing w:line="360" w:lineRule="auto"/>
-        <w:ind w:left="0"/>
+        <w:ind w:left="0" w:firstLine="709"/>
         <w:contextualSpacing w:val="0"/>
         <w:jc w:val="both"/>
         <w:rPr>
@@ -3159,7 +3106,7 @@
       <w:pPr>
         <w:pStyle w:val="a5"/>
         <w:spacing w:line="360" w:lineRule="auto"/>
-        <w:ind w:left="0"/>
+        <w:ind w:left="0" w:firstLine="709"/>
         <w:contextualSpacing w:val="0"/>
         <w:rPr>
           <w:sz w:val="28"/>
@@ -3195,7 +3142,7 @@
       <w:pPr>
         <w:pStyle w:val="a5"/>
         <w:spacing w:line="360" w:lineRule="auto"/>
-        <w:ind w:left="0"/>
+        <w:ind w:left="0" w:firstLine="709"/>
         <w:contextualSpacing w:val="0"/>
         <w:rPr>
           <w:sz w:val="28"/>
@@ -3331,7 +3278,7 @@
       <w:pPr>
         <w:pStyle w:val="a5"/>
         <w:spacing w:line="360" w:lineRule="auto"/>
-        <w:ind w:left="0"/>
+        <w:ind w:left="0" w:firstLine="709"/>
         <w:contextualSpacing w:val="0"/>
         <w:rPr>
           <w:sz w:val="28"/>
@@ -3347,6 +3294,65 @@
         </w:rPr>
         <w:t xml:space="preserve">Затем </w:t>
       </w:r>
+      <w:r>
+        <w:rPr>
+          <w:sz w:val="28"/>
+          <w:szCs w:val="28"/>
+          <w:lang w:val="ru-RU"/>
+        </w:rPr>
+        <w:t xml:space="preserve">аналогичные вычисления были произведены на всех остальных выборках с помощью инструментов </w:t>
+      </w:r>
+      <w:r>
+        <w:rPr>
+          <w:sz w:val="28"/>
+          <w:szCs w:val="28"/>
+        </w:rPr>
+        <w:t>MS</w:t>
+      </w:r>
+      <w:r>
+        <w:rPr>
+          <w:sz w:val="28"/>
+          <w:szCs w:val="28"/>
+          <w:lang w:val="ru-RU"/>
+        </w:rPr>
+        <w:t xml:space="preserve"> </w:t>
+      </w:r>
+      <w:r>
+        <w:rPr>
+          <w:sz w:val="28"/>
+          <w:szCs w:val="28"/>
+        </w:rPr>
+        <w:t>Excel</w:t>
+      </w:r>
+      <w:r>
+        <w:rPr>
+          <w:sz w:val="28"/>
+          <w:szCs w:val="28"/>
+          <w:lang w:val="ru-RU"/>
+        </w:rPr>
+        <w:t>.</w:t>
+      </w:r>
+      <w:r>
+        <w:rPr>
+          <w:sz w:val="28"/>
+          <w:szCs w:val="28"/>
+          <w:lang w:val="ru-RU"/>
+        </w:rPr>
+        <w:t xml:space="preserve"> Результаты вычисления основных статистических характеристик для каждой выборки представлены на рисунке 2.2.</w:t>
+      </w:r>
+    </w:p>
+    <w:p>
+      <w:pPr>
+        <w:pStyle w:val="a5"/>
+        <w:spacing w:line="360" w:lineRule="auto"/>
+        <w:ind w:left="0" w:firstLine="709"/>
+        <w:contextualSpacing w:val="0"/>
+        <w:rPr>
+          <w:sz w:val="28"/>
+          <w:szCs w:val="28"/>
+          <w:lang w:val="ru-RU"/>
+        </w:rPr>
+      </w:pPr>
     </w:p>
     <w:p>
       <w:pPr>
@@ -3576,41 +3582,6 @@
     </w:p>
     <w:p>
       <w:pPr>
-        <w:widowControl/>
-        <w:autoSpaceDE/>
-        <w:autoSpaceDN/>
-        <w:spacing w:after="160" w:line="259" w:lineRule="auto"/>
-        <w:rPr>
-          <w:sz w:val="28"/>
-          <w:szCs w:val="28"/>
-          <w:lang w:val="ru-RU"/>
-        </w:rPr>
-      </w:pPr>
-      <w:r>
-        <w:rPr>
-          <w:sz w:val="28"/>
-          <w:szCs w:val="28"/>
-          <w:lang w:val="ru-RU"/>
-        </w:rPr>
-        <w:br w:type="page"/>
-      </w:r>
-    </w:p>
-    <w:p>
-      <w:pPr>
-        <w:pStyle w:val="a5"/>
-        <w:spacing w:line="360" w:lineRule="auto"/>
-        <w:ind w:left="0"/>
-        <w:contextualSpacing w:val="0"/>
-        <w:jc w:val="center"/>
-        <w:rPr>
-          <w:sz w:val="28"/>
-          <w:szCs w:val="28"/>
-          <w:lang w:val="ru-RU"/>
-        </w:rPr>
-      </w:pPr>
-    </w:p>
-    <w:p>
-      <w:pPr>
         <w:pStyle w:val="a5"/>
         <w:spacing w:line="360" w:lineRule="auto"/>
         <w:ind w:left="0" w:firstLine="709"/>
@@ -3622,79 +3593,103 @@
           <w:lang w:val="ru-RU"/>
         </w:rPr>
       </w:pPr>
-      <w:r>
-        <w:rPr>
-          <w:sz w:val="28"/>
-          <w:szCs w:val="28"/>
-          <w:lang w:val="ru-RU"/>
-        </w:rPr>
-        <w:t xml:space="preserve">После вычисления всех </w:t>
-      </w:r>
-      <w:r>
-        <w:rPr>
-          <w:sz w:val="28"/>
-          <w:szCs w:val="28"/>
-          <w:lang w:val="ru-RU"/>
-        </w:rPr>
-        <w:t xml:space="preserve">основных статистических характеристик в программе </w:t>
-      </w:r>
-      <w:r>
-        <w:rPr>
-          <w:sz w:val="28"/>
-          <w:szCs w:val="28"/>
-          <w:lang w:val="ru-RU"/>
-        </w:rPr>
-        <w:t>Excel</w:t>
-      </w:r>
-      <w:r>
-        <w:rPr>
-          <w:sz w:val="28"/>
-          <w:szCs w:val="28"/>
-          <w:lang w:val="ru-RU"/>
-        </w:rPr>
-        <w:t xml:space="preserve"> был разработан код на языке программирования </w:t>
-      </w:r>
-      <w:r>
-        <w:rPr>
-          <w:sz w:val="28"/>
-          <w:szCs w:val="28"/>
-          <w:lang w:val="ru-RU"/>
-        </w:rPr>
-        <w:t>Python</w:t>
-      </w:r>
-      <w:r>
-        <w:rPr>
-          <w:sz w:val="28"/>
-          <w:szCs w:val="28"/>
-          <w:lang w:val="ru-RU"/>
-        </w:rPr>
-        <w:t xml:space="preserve">, который проводит те же самые вычисления, для сгенерированной генеральной совокупности, а также для всех трёх выборок из генеральной совокупности. Результаты вычислений представляют собой консольный вывод статистики и построение графика. Результаты работы программы приведены на рисунках </w:t>
-      </w:r>
-      <w:proofErr w:type="gramStart"/>
-      <w:r>
-        <w:rPr>
-          <w:sz w:val="28"/>
-          <w:szCs w:val="28"/>
-          <w:lang w:val="ru-RU"/>
-        </w:rPr>
-        <w:t>2.3 – 2.6</w:t>
-      </w:r>
-      <w:proofErr w:type="gramEnd"/>
-      <w:r>
-        <w:rPr>
-          <w:sz w:val="28"/>
-          <w:szCs w:val="28"/>
-          <w:lang w:val="ru-RU"/>
-        </w:rPr>
-        <w:t>.</w:t>
-      </w:r>
     </w:p>
     <w:p>
       <w:pPr>
         <w:pStyle w:val="a5"/>
         <w:spacing w:line="360" w:lineRule="auto"/>
-        <w:ind w:left="0"/>
+        <w:ind w:left="0" w:firstLine="709"/>
         <w:contextualSpacing w:val="0"/>
+        <w:jc w:val="both"/>
+        <w:rPr>
+          <w:sz w:val="28"/>
+          <w:szCs w:val="28"/>
+          <w:lang w:val="ru-RU"/>
+        </w:rPr>
+      </w:pPr>
+      <w:r>
+        <w:rPr>
+          <w:sz w:val="28"/>
+          <w:szCs w:val="28"/>
+          <w:lang w:val="ru-RU"/>
+        </w:rPr>
+        <w:t xml:space="preserve">После вычисления всех </w:t>
+      </w:r>
+      <w:r>
+        <w:rPr>
+          <w:sz w:val="28"/>
+          <w:szCs w:val="28"/>
+          <w:lang w:val="ru-RU"/>
+        </w:rPr>
+        <w:t xml:space="preserve">основных статистических характеристик в программе </w:t>
+      </w:r>
+      <w:r>
+        <w:rPr>
+          <w:sz w:val="28"/>
+          <w:szCs w:val="28"/>
+          <w:lang w:val="ru-RU"/>
+        </w:rPr>
+        <w:t>Excel</w:t>
+      </w:r>
+      <w:r>
+        <w:rPr>
+          <w:sz w:val="28"/>
+          <w:szCs w:val="28"/>
+          <w:lang w:val="ru-RU"/>
+        </w:rPr>
+        <w:t xml:space="preserve"> был разработан код на языке программирования </w:t>
+      </w:r>
+      <w:r>
+        <w:rPr>
+          <w:sz w:val="28"/>
+          <w:szCs w:val="28"/>
+          <w:lang w:val="ru-RU"/>
+        </w:rPr>
+        <w:t>Python</w:t>
+      </w:r>
+      <w:r>
+        <w:rPr>
+          <w:sz w:val="28"/>
+          <w:szCs w:val="28"/>
+          <w:lang w:val="ru-RU"/>
+        </w:rPr>
+        <w:t xml:space="preserve">, который проводит те же самые вычисления, для сгенерированной генеральной совокупности, а также для всех трёх выборок из генеральной совокупности. Результаты вычислений представляют собой консольный вывод статистики и </w:t>
+      </w:r>
+      <w:r>
+        <w:rPr>
+          <w:sz w:val="28"/>
+          <w:szCs w:val="28"/>
+          <w:lang w:val="ru-RU"/>
+        </w:rPr>
+        <w:lastRenderedPageBreak/>
+        <w:t xml:space="preserve">построение графика. Результаты работы программы приведены на рисунках </w:t>
+      </w:r>
+      <w:proofErr w:type="gramStart"/>
+      <w:r>
+        <w:rPr>
+          <w:sz w:val="28"/>
+          <w:szCs w:val="28"/>
+          <w:lang w:val="ru-RU"/>
+        </w:rPr>
+        <w:t>2.3 – 2.6</w:t>
+      </w:r>
+      <w:proofErr w:type="gramEnd"/>
+      <w:r>
+        <w:rPr>
+          <w:sz w:val="28"/>
+          <w:szCs w:val="28"/>
+          <w:lang w:val="ru-RU"/>
+        </w:rPr>
+        <w:t>.</w:t>
+      </w:r>
+    </w:p>
+    <w:p>
+      <w:pPr>
+        <w:pStyle w:val="a5"/>
+        <w:spacing w:line="360" w:lineRule="auto"/>
+        <w:ind w:left="0" w:firstLine="709"/>
+        <w:contextualSpacing w:val="0"/>
+        <w:jc w:val="both"/>
         <w:rPr>
           <w:sz w:val="28"/>
           <w:szCs w:val="28"/>
